--- a/dissertation-docx/chapters/bab2.docx
+++ b/dissertation-docx/chapters/bab2.docx
@@ -20006,7 +20006,7 @@
         <w:numId w:val="2"/>
       </w:numPr>
       <w:spacing w:after="0" w:line="360" w:lineRule="auto"/>
-      <w:jc w:val="both"/>
+      <w:jc w:val="left"/>
       <w:outlineLvl w:val="1"/>
     </w:pPr>
     <w:rPr>
@@ -20032,7 +20032,7 @@
         <w:numId w:val="2"/>
       </w:numPr>
       <w:spacing w:after="0" w:line="360" w:lineRule="auto"/>
-      <w:jc w:val="center"/>
+      <w:jc w:val="left"/>
       <w:outlineLvl w:val="2"/>
     </w:pPr>
     <w:rPr>
